--- a/ЛР3/Отчет_ЛР3.docx
+++ b/ЛР3/Отчет_ЛР3.docx
@@ -1,6 +1,6 @@
 
 <file path=word/document.xml><?xml version="1.0" encoding="utf-8"?>
-<w:document xmlns:wpc="http://schemas.microsoft.com/office/word/2010/wordprocessingCanvas" xmlns:cx="http://schemas.microsoft.com/office/drawing/2014/chartex" xmlns:cx1="http://schemas.microsoft.com/office/drawing/2015/9/8/chartex" xmlns:cx2="http://schemas.microsoft.com/office/drawing/2015/10/21/chartex" xmlns:cx3="http://schemas.microsoft.com/office/drawing/2016/5/9/chartex" xmlns:cx4="http://schemas.microsoft.com/office/drawing/2016/5/10/chartex" xmlns:cx5="http://schemas.microsoft.com/office/drawing/2016/5/11/chartex" xmlns:cx6="http://schemas.microsoft.com/office/drawing/2016/5/12/chartex" xmlns:cx7="http://schemas.microsoft.com/office/drawing/2016/5/13/chartex" xmlns:cx8="http://schemas.microsoft.com/office/drawing/2016/5/14/chartex" xmlns:mc="http://schemas.openxmlformats.org/markup-compatibility/2006" xmlns:aink="http://schemas.microsoft.com/office/drawing/2016/ink" xmlns:am3d="http://schemas.microsoft.com/office/drawing/2017/model3d" xmlns:o="urn:schemas-microsoft-com:office:office" xmlns:oel="http://schemas.microsoft.com/office/2019/extlst" xmlns:r="http://schemas.openxmlformats.org/officeDocument/2006/relationships" xmlns:m="http://schemas.openxmlformats.org/officeDocument/2006/math" xmlns:v="urn:schemas-microsoft-com:vml" xmlns:wp14="http://schemas.microsoft.com/office/word/2010/wordprocessingDrawing" xmlns:wp="http://schemas.openxmlformats.org/drawingml/2006/wordprocessingDrawing" xmlns:w10="urn:schemas-microsoft-com:office:word" xmlns:w="http://schemas.openxmlformats.org/wordprocessingml/2006/main" xmlns:w14="http://schemas.microsoft.com/office/word/2010/wordml" xmlns:w15="http://schemas.microsoft.com/office/word/2012/wordml" xmlns:w16cex="http://schemas.microsoft.com/office/word/2018/wordml/cex" xmlns:w16cid="http://schemas.microsoft.com/office/word/2016/wordml/cid" xmlns:w16="http://schemas.microsoft.com/office/word/2018/wordml" xmlns:w16du="http://schemas.microsoft.com/office/word/2023/wordml/word16du" xmlns:w16sdtdh="http://schemas.microsoft.com/office/word/2020/wordml/sdtdatahash" xmlns:w16sdtfl="http://schemas.microsoft.com/office/word/2024/wordml/sdtformatlock" xmlns:w16se="http://schemas.microsoft.com/office/word/2015/wordml/symex" xmlns:wpg="http://schemas.microsoft.com/office/word/2010/wordprocessingGroup" xmlns:wpi="http://schemas.microsoft.com/office/word/2010/wordprocessingInk" xmlns:wne="http://schemas.microsoft.com/office/word/2006/wordml" xmlns:wps="http://schemas.microsoft.com/office/word/2010/wordprocessingShape" mc:Ignorable="w14 w15 w16se w16cid w16 w16cex w16sdtdh w16sdtfl w16du wp14">
+<w:document xmlns:wpc="http://schemas.microsoft.com/office/word/2010/wordprocessingCanvas" xmlns:cx="http://schemas.microsoft.com/office/drawing/2014/chartex" xmlns:cx1="http://schemas.microsoft.com/office/drawing/2015/9/8/chartex" xmlns:cx2="http://schemas.microsoft.com/office/drawing/2015/10/21/chartex" xmlns:cx3="http://schemas.microsoft.com/office/drawing/2016/5/9/chartex" xmlns:cx4="http://schemas.microsoft.com/office/drawing/2016/5/10/chartex" xmlns:cx5="http://schemas.microsoft.com/office/drawing/2016/5/11/chartex" xmlns:cx6="http://schemas.microsoft.com/office/drawing/2016/5/12/chartex" xmlns:cx7="http://schemas.microsoft.com/office/drawing/2016/5/13/chartex" xmlns:cx8="http://schemas.microsoft.com/office/drawing/2016/5/14/chartex" xmlns:mc="http://schemas.openxmlformats.org/markup-compatibility/2006" xmlns:aink="http://schemas.microsoft.com/office/drawing/2016/ink" xmlns:am3d="http://schemas.microsoft.com/office/drawing/2017/model3d" xmlns:o="urn:schemas-microsoft-com:office:office" xmlns:oel="http://schemas.microsoft.com/office/2019/extlst" xmlns:r="http://schemas.openxmlformats.org/officeDocument/2006/relationships" xmlns:m="http://schemas.openxmlformats.org/officeDocument/2006/math" xmlns:v="urn:schemas-microsoft-com:vml" xmlns:wp14="http://schemas.microsoft.com/office/word/2010/wordprocessingDrawing" xmlns:wp="http://schemas.openxmlformats.org/drawingml/2006/wordprocessingDrawing" xmlns:w10="urn:schemas-microsoft-com:office:word" xmlns:w="http://schemas.openxmlformats.org/wordprocessingml/2006/main" xmlns:w14="http://schemas.microsoft.com/office/word/2010/wordml" xmlns:w15="http://schemas.microsoft.com/office/word/2012/wordml" xmlns:w16cex="http://schemas.microsoft.com/office/word/2018/wordml/cex" xmlns:w16cid="http://schemas.microsoft.com/office/word/2016/wordml/cid" xmlns:w16="http://schemas.microsoft.com/office/word/2018/wordml" xmlns:w16sdtdh="http://schemas.microsoft.com/office/word/2020/wordml/sdtdatahash" xmlns:w16se="http://schemas.microsoft.com/office/word/2015/wordml/symex" xmlns:wpg="http://schemas.microsoft.com/office/word/2010/wordprocessingGroup" xmlns:wpi="http://schemas.microsoft.com/office/word/2010/wordprocessingInk" xmlns:wne="http://schemas.microsoft.com/office/word/2006/wordml" xmlns:wps="http://schemas.microsoft.com/office/word/2010/wordprocessingShape" mc:Ignorable="w14 w15 w16se w16cid w16 w16cex w16sdtdh wp14">
   <w:body>
     <w:p>
       <w:pPr>
@@ -143,7 +143,7 @@
         <w:t>доцент</w:t>
       </w:r>
       <w:r>
-        <w:t xml:space="preserve">                                                                                  Басалов Ю.А.  </w:t>
+        <w:t xml:space="preserve">                                                                           Басалов Ю.А.  </w:t>
       </w:r>
     </w:p>
     <w:p>
@@ -284,12 +284,6 @@
         <w:gridCol w:w="6255"/>
       </w:tblGrid>
       <w:tr>
-        <w:tblPrEx>
-          <w:tblCellMar>
-            <w:top w:w="0" w:type="dxa"/>
-            <w:bottom w:w="0" w:type="dxa"/>
-          </w:tblCellMar>
-        </w:tblPrEx>
         <w:trPr>
           <w:cantSplit/>
         </w:trPr>
@@ -352,12 +346,6 @@
         </w:tc>
       </w:tr>
       <w:tr>
-        <w:tblPrEx>
-          <w:tblCellMar>
-            <w:top w:w="0" w:type="dxa"/>
-            <w:bottom w:w="0" w:type="dxa"/>
-          </w:tblCellMar>
-        </w:tblPrEx>
         <w:trPr>
           <w:cantSplit/>
         </w:trPr>
@@ -414,12 +402,6 @@
         </w:tc>
       </w:tr>
       <w:tr>
-        <w:tblPrEx>
-          <w:tblCellMar>
-            <w:top w:w="0" w:type="dxa"/>
-            <w:bottom w:w="0" w:type="dxa"/>
-          </w:tblCellMar>
-        </w:tblPrEx>
         <w:trPr>
           <w:cantSplit/>
         </w:trPr>
@@ -502,12 +484,6 @@
         </w:tc>
       </w:tr>
       <w:tr>
-        <w:tblPrEx>
-          <w:tblCellMar>
-            <w:top w:w="0" w:type="dxa"/>
-            <w:bottom w:w="0" w:type="dxa"/>
-          </w:tblCellMar>
-        </w:tblPrEx>
         <w:trPr>
           <w:cantSplit/>
         </w:trPr>
@@ -564,12 +540,6 @@
         </w:tc>
       </w:tr>
       <w:tr>
-        <w:tblPrEx>
-          <w:tblCellMar>
-            <w:top w:w="0" w:type="dxa"/>
-            <w:bottom w:w="0" w:type="dxa"/>
-          </w:tblCellMar>
-        </w:tblPrEx>
         <w:trPr>
           <w:cantSplit/>
         </w:trPr>
@@ -626,12 +596,6 @@
         </w:tc>
       </w:tr>
       <w:tr>
-        <w:tblPrEx>
-          <w:tblCellMar>
-            <w:top w:w="0" w:type="dxa"/>
-            <w:bottom w:w="0" w:type="dxa"/>
-          </w:tblCellMar>
-        </w:tblPrEx>
         <w:trPr>
           <w:cantSplit/>
         </w:trPr>
@@ -733,12 +697,6 @@
         <w:gridCol w:w="8455"/>
       </w:tblGrid>
       <w:tr>
-        <w:tblPrEx>
-          <w:tblCellMar>
-            <w:top w:w="0" w:type="dxa"/>
-            <w:bottom w:w="0" w:type="dxa"/>
-          </w:tblCellMar>
-        </w:tblPrEx>
         <w:trPr>
           <w:cantSplit/>
         </w:trPr>
@@ -782,12 +740,6 @@
         </w:tc>
       </w:tr>
       <w:tr>
-        <w:tblPrEx>
-          <w:tblCellMar>
-            <w:top w:w="0" w:type="dxa"/>
-            <w:bottom w:w="0" w:type="dxa"/>
-          </w:tblCellMar>
-        </w:tblPrEx>
         <w:trPr>
           <w:cantSplit/>
         </w:trPr>
@@ -827,12 +779,6 @@
         </w:tc>
       </w:tr>
       <w:tr>
-        <w:tblPrEx>
-          <w:tblCellMar>
-            <w:top w:w="0" w:type="dxa"/>
-            <w:bottom w:w="0" w:type="dxa"/>
-          </w:tblCellMar>
-        </w:tblPrEx>
         <w:trPr>
           <w:cantSplit/>
         </w:trPr>
@@ -872,12 +818,6 @@
         </w:tc>
       </w:tr>
       <w:tr>
-        <w:tblPrEx>
-          <w:tblCellMar>
-            <w:top w:w="0" w:type="dxa"/>
-            <w:bottom w:w="0" w:type="dxa"/>
-          </w:tblCellMar>
-        </w:tblPrEx>
         <w:trPr>
           <w:cantSplit/>
         </w:trPr>
@@ -917,12 +857,6 @@
         </w:tc>
       </w:tr>
       <w:tr>
-        <w:tblPrEx>
-          <w:tblCellMar>
-            <w:top w:w="0" w:type="dxa"/>
-            <w:bottom w:w="0" w:type="dxa"/>
-          </w:tblCellMar>
-        </w:tblPrEx>
         <w:trPr>
           <w:cantSplit/>
         </w:trPr>
@@ -962,12 +896,6 @@
         </w:tc>
       </w:tr>
       <w:tr>
-        <w:tblPrEx>
-          <w:tblCellMar>
-            <w:top w:w="0" w:type="dxa"/>
-            <w:bottom w:w="0" w:type="dxa"/>
-          </w:tblCellMar>
-        </w:tblPrEx>
         <w:trPr>
           <w:cantSplit/>
         </w:trPr>
@@ -1007,12 +935,6 @@
         </w:tc>
       </w:tr>
       <w:tr>
-        <w:tblPrEx>
-          <w:tblCellMar>
-            <w:top w:w="0" w:type="dxa"/>
-            <w:bottom w:w="0" w:type="dxa"/>
-          </w:tblCellMar>
-        </w:tblPrEx>
         <w:trPr>
           <w:cantSplit/>
         </w:trPr>
@@ -1932,12 +1854,6 @@
         <w:gridCol w:w="2955"/>
       </w:tblGrid>
       <w:tr>
-        <w:tblPrEx>
-          <w:tblCellMar>
-            <w:top w:w="0" w:type="dxa"/>
-            <w:bottom w:w="0" w:type="dxa"/>
-          </w:tblCellMar>
-        </w:tblPrEx>
         <w:trPr>
           <w:cantSplit/>
         </w:trPr>
@@ -2038,12 +1954,6 @@
         </w:tc>
       </w:tr>
       <w:tr>
-        <w:tblPrEx>
-          <w:tblCellMar>
-            <w:top w:w="0" w:type="dxa"/>
-            <w:bottom w:w="0" w:type="dxa"/>
-          </w:tblCellMar>
-        </w:tblPrEx>
         <w:trPr>
           <w:cantSplit/>
         </w:trPr>
@@ -2134,12 +2044,6 @@
         </w:tc>
       </w:tr>
       <w:tr>
-        <w:tblPrEx>
-          <w:tblCellMar>
-            <w:top w:w="0" w:type="dxa"/>
-            <w:bottom w:w="0" w:type="dxa"/>
-          </w:tblCellMar>
-        </w:tblPrEx>
         <w:trPr>
           <w:cantSplit/>
         </w:trPr>
@@ -2230,12 +2134,6 @@
         </w:tc>
       </w:tr>
       <w:tr>
-        <w:tblPrEx>
-          <w:tblCellMar>
-            <w:top w:w="0" w:type="dxa"/>
-            <w:bottom w:w="0" w:type="dxa"/>
-          </w:tblCellMar>
-        </w:tblPrEx>
         <w:trPr>
           <w:cantSplit/>
         </w:trPr>
@@ -2326,12 +2224,6 @@
         </w:tc>
       </w:tr>
       <w:tr>
-        <w:tblPrEx>
-          <w:tblCellMar>
-            <w:top w:w="0" w:type="dxa"/>
-            <w:bottom w:w="0" w:type="dxa"/>
-          </w:tblCellMar>
-        </w:tblPrEx>
         <w:trPr>
           <w:cantSplit/>
         </w:trPr>
@@ -2422,12 +2314,6 @@
         </w:tc>
       </w:tr>
       <w:tr>
-        <w:tblPrEx>
-          <w:tblCellMar>
-            <w:top w:w="0" w:type="dxa"/>
-            <w:bottom w:w="0" w:type="dxa"/>
-          </w:tblCellMar>
-        </w:tblPrEx>
         <w:trPr>
           <w:cantSplit/>
         </w:trPr>
@@ -2518,12 +2404,6 @@
         </w:tc>
       </w:tr>
       <w:tr>
-        <w:tblPrEx>
-          <w:tblCellMar>
-            <w:top w:w="0" w:type="dxa"/>
-            <w:bottom w:w="0" w:type="dxa"/>
-          </w:tblCellMar>
-        </w:tblPrEx>
         <w:trPr>
           <w:cantSplit/>
         </w:trPr>
@@ -2614,12 +2494,6 @@
         </w:tc>
       </w:tr>
       <w:tr>
-        <w:tblPrEx>
-          <w:tblCellMar>
-            <w:top w:w="0" w:type="dxa"/>
-            <w:bottom w:w="0" w:type="dxa"/>
-          </w:tblCellMar>
-        </w:tblPrEx>
         <w:trPr>
           <w:cantSplit/>
         </w:trPr>
@@ -2710,12 +2584,6 @@
         </w:tc>
       </w:tr>
       <w:tr>
-        <w:tblPrEx>
-          <w:tblCellMar>
-            <w:top w:w="0" w:type="dxa"/>
-            <w:bottom w:w="0" w:type="dxa"/>
-          </w:tblCellMar>
-        </w:tblPrEx>
         <w:trPr>
           <w:cantSplit/>
         </w:trPr>
@@ -2806,12 +2674,6 @@
         </w:tc>
       </w:tr>
       <w:tr>
-        <w:tblPrEx>
-          <w:tblCellMar>
-            <w:top w:w="0" w:type="dxa"/>
-            <w:bottom w:w="0" w:type="dxa"/>
-          </w:tblCellMar>
-        </w:tblPrEx>
         <w:trPr>
           <w:cantSplit/>
         </w:trPr>
@@ -2902,12 +2764,6 @@
         </w:tc>
       </w:tr>
       <w:tr>
-        <w:tblPrEx>
-          <w:tblCellMar>
-            <w:top w:w="0" w:type="dxa"/>
-            <w:bottom w:w="0" w:type="dxa"/>
-          </w:tblCellMar>
-        </w:tblPrEx>
         <w:trPr>
           <w:cantSplit/>
         </w:trPr>
@@ -2998,12 +2854,6 @@
         </w:tc>
       </w:tr>
       <w:tr>
-        <w:tblPrEx>
-          <w:tblCellMar>
-            <w:top w:w="0" w:type="dxa"/>
-            <w:bottom w:w="0" w:type="dxa"/>
-          </w:tblCellMar>
-        </w:tblPrEx>
         <w:trPr>
           <w:cantSplit/>
         </w:trPr>
@@ -3094,12 +2944,6 @@
         </w:tc>
       </w:tr>
       <w:tr>
-        <w:tblPrEx>
-          <w:tblCellMar>
-            <w:top w:w="0" w:type="dxa"/>
-            <w:bottom w:w="0" w:type="dxa"/>
-          </w:tblCellMar>
-        </w:tblPrEx>
         <w:trPr>
           <w:cantSplit/>
         </w:trPr>
@@ -3190,12 +3034,6 @@
         </w:tc>
       </w:tr>
       <w:tr>
-        <w:tblPrEx>
-          <w:tblCellMar>
-            <w:top w:w="0" w:type="dxa"/>
-            <w:bottom w:w="0" w:type="dxa"/>
-          </w:tblCellMar>
-        </w:tblPrEx>
         <w:trPr>
           <w:cantSplit/>
         </w:trPr>
@@ -3286,12 +3124,6 @@
         </w:tc>
       </w:tr>
       <w:tr>
-        <w:tblPrEx>
-          <w:tblCellMar>
-            <w:top w:w="0" w:type="dxa"/>
-            <w:bottom w:w="0" w:type="dxa"/>
-          </w:tblCellMar>
-        </w:tblPrEx>
         <w:trPr>
           <w:cantSplit/>
         </w:trPr>
@@ -3382,12 +3214,6 @@
         </w:tc>
       </w:tr>
       <w:tr>
-        <w:tblPrEx>
-          <w:tblCellMar>
-            <w:top w:w="0" w:type="dxa"/>
-            <w:bottom w:w="0" w:type="dxa"/>
-          </w:tblCellMar>
-        </w:tblPrEx>
         <w:trPr>
           <w:cantSplit/>
         </w:trPr>
@@ -3478,12 +3304,6 @@
         </w:tc>
       </w:tr>
       <w:tr>
-        <w:tblPrEx>
-          <w:tblCellMar>
-            <w:top w:w="0" w:type="dxa"/>
-            <w:bottom w:w="0" w:type="dxa"/>
-          </w:tblCellMar>
-        </w:tblPrEx>
         <w:trPr>
           <w:cantSplit/>
         </w:trPr>
@@ -3574,12 +3394,6 @@
         </w:tc>
       </w:tr>
       <w:tr>
-        <w:tblPrEx>
-          <w:tblCellMar>
-            <w:top w:w="0" w:type="dxa"/>
-            <w:bottom w:w="0" w:type="dxa"/>
-          </w:tblCellMar>
-        </w:tblPrEx>
         <w:trPr>
           <w:cantSplit/>
         </w:trPr>
@@ -3670,12 +3484,6 @@
         </w:tc>
       </w:tr>
       <w:tr>
-        <w:tblPrEx>
-          <w:tblCellMar>
-            <w:top w:w="0" w:type="dxa"/>
-            <w:bottom w:w="0" w:type="dxa"/>
-          </w:tblCellMar>
-        </w:tblPrEx>
         <w:trPr>
           <w:cantSplit/>
         </w:trPr>
@@ -3766,12 +3574,6 @@
         </w:tc>
       </w:tr>
       <w:tr>
-        <w:tblPrEx>
-          <w:tblCellMar>
-            <w:top w:w="0" w:type="dxa"/>
-            <w:bottom w:w="0" w:type="dxa"/>
-          </w:tblCellMar>
-        </w:tblPrEx>
         <w:trPr>
           <w:cantSplit/>
         </w:trPr>
@@ -3862,12 +3664,6 @@
         </w:tc>
       </w:tr>
       <w:tr>
-        <w:tblPrEx>
-          <w:tblCellMar>
-            <w:top w:w="0" w:type="dxa"/>
-            <w:bottom w:w="0" w:type="dxa"/>
-          </w:tblCellMar>
-        </w:tblPrEx>
         <w:trPr>
           <w:cantSplit/>
         </w:trPr>
@@ -4023,12 +3819,6 @@
         <w:gridCol w:w="2155"/>
       </w:tblGrid>
       <w:tr>
-        <w:tblPrEx>
-          <w:tblCellMar>
-            <w:top w:w="0" w:type="dxa"/>
-            <w:bottom w:w="0" w:type="dxa"/>
-          </w:tblCellMar>
-        </w:tblPrEx>
         <w:trPr>
           <w:cantSplit/>
         </w:trPr>
@@ -4110,12 +3900,6 @@
         </w:tc>
       </w:tr>
       <w:tr>
-        <w:tblPrEx>
-          <w:tblCellMar>
-            <w:top w:w="0" w:type="dxa"/>
-            <w:bottom w:w="0" w:type="dxa"/>
-          </w:tblCellMar>
-        </w:tblPrEx>
         <w:trPr>
           <w:cantSplit/>
         </w:trPr>
@@ -4189,12 +3973,6 @@
         </w:tc>
       </w:tr>
       <w:tr>
-        <w:tblPrEx>
-          <w:tblCellMar>
-            <w:top w:w="0" w:type="dxa"/>
-            <w:bottom w:w="0" w:type="dxa"/>
-          </w:tblCellMar>
-        </w:tblPrEx>
         <w:trPr>
           <w:cantSplit/>
         </w:trPr>
@@ -4268,12 +4046,6 @@
         </w:tc>
       </w:tr>
       <w:tr>
-        <w:tblPrEx>
-          <w:tblCellMar>
-            <w:top w:w="0" w:type="dxa"/>
-            <w:bottom w:w="0" w:type="dxa"/>
-          </w:tblCellMar>
-        </w:tblPrEx>
         <w:trPr>
           <w:cantSplit/>
         </w:trPr>
@@ -4347,12 +4119,6 @@
         </w:tc>
       </w:tr>
       <w:tr>
-        <w:tblPrEx>
-          <w:tblCellMar>
-            <w:top w:w="0" w:type="dxa"/>
-            <w:bottom w:w="0" w:type="dxa"/>
-          </w:tblCellMar>
-        </w:tblPrEx>
         <w:trPr>
           <w:cantSplit/>
         </w:trPr>
@@ -4426,12 +4192,6 @@
         </w:tc>
       </w:tr>
       <w:tr>
-        <w:tblPrEx>
-          <w:tblCellMar>
-            <w:top w:w="0" w:type="dxa"/>
-            <w:bottom w:w="0" w:type="dxa"/>
-          </w:tblCellMar>
-        </w:tblPrEx>
         <w:trPr>
           <w:cantSplit/>
         </w:trPr>
@@ -4505,12 +4265,6 @@
         </w:tc>
       </w:tr>
       <w:tr>
-        <w:tblPrEx>
-          <w:tblCellMar>
-            <w:top w:w="0" w:type="dxa"/>
-            <w:bottom w:w="0" w:type="dxa"/>
-          </w:tblCellMar>
-        </w:tblPrEx>
         <w:trPr>
           <w:cantSplit/>
         </w:trPr>
@@ -4584,12 +4338,6 @@
         </w:tc>
       </w:tr>
       <w:tr>
-        <w:tblPrEx>
-          <w:tblCellMar>
-            <w:top w:w="0" w:type="dxa"/>
-            <w:bottom w:w="0" w:type="dxa"/>
-          </w:tblCellMar>
-        </w:tblPrEx>
         <w:trPr>
           <w:cantSplit/>
         </w:trPr>
@@ -4663,12 +4411,6 @@
         </w:tc>
       </w:tr>
       <w:tr>
-        <w:tblPrEx>
-          <w:tblCellMar>
-            <w:top w:w="0" w:type="dxa"/>
-            <w:bottom w:w="0" w:type="dxa"/>
-          </w:tblCellMar>
-        </w:tblPrEx>
         <w:trPr>
           <w:cantSplit/>
         </w:trPr>
@@ -4742,12 +4484,6 @@
         </w:tc>
       </w:tr>
       <w:tr>
-        <w:tblPrEx>
-          <w:tblCellMar>
-            <w:top w:w="0" w:type="dxa"/>
-            <w:bottom w:w="0" w:type="dxa"/>
-          </w:tblCellMar>
-        </w:tblPrEx>
         <w:trPr>
           <w:cantSplit/>
         </w:trPr>
@@ -4821,12 +4557,6 @@
         </w:tc>
       </w:tr>
       <w:tr>
-        <w:tblPrEx>
-          <w:tblCellMar>
-            <w:top w:w="0" w:type="dxa"/>
-            <w:bottom w:w="0" w:type="dxa"/>
-          </w:tblCellMar>
-        </w:tblPrEx>
         <w:trPr>
           <w:cantSplit/>
         </w:trPr>
@@ -4900,12 +4630,6 @@
         </w:tc>
       </w:tr>
       <w:tr>
-        <w:tblPrEx>
-          <w:tblCellMar>
-            <w:top w:w="0" w:type="dxa"/>
-            <w:bottom w:w="0" w:type="dxa"/>
-          </w:tblCellMar>
-        </w:tblPrEx>
         <w:trPr>
           <w:cantSplit/>
         </w:trPr>
@@ -5043,12 +4767,6 @@
         <w:gridCol w:w="1400"/>
       </w:tblGrid>
       <w:tr>
-        <w:tblPrEx>
-          <w:tblCellMar>
-            <w:top w:w="0" w:type="dxa"/>
-            <w:bottom w:w="0" w:type="dxa"/>
-          </w:tblCellMar>
-        </w:tblPrEx>
         <w:trPr>
           <w:cantSplit/>
         </w:trPr>
@@ -5187,12 +4905,6 @@
         </w:tc>
       </w:tr>
       <w:tr>
-        <w:tblPrEx>
-          <w:tblCellMar>
-            <w:top w:w="0" w:type="dxa"/>
-            <w:bottom w:w="0" w:type="dxa"/>
-          </w:tblCellMar>
-        </w:tblPrEx>
         <w:trPr>
           <w:cantSplit/>
         </w:trPr>
@@ -5317,12 +5029,6 @@
         </w:tc>
       </w:tr>
       <w:tr>
-        <w:tblPrEx>
-          <w:tblCellMar>
-            <w:top w:w="0" w:type="dxa"/>
-            <w:bottom w:w="0" w:type="dxa"/>
-          </w:tblCellMar>
-        </w:tblPrEx>
         <w:trPr>
           <w:cantSplit/>
         </w:trPr>
@@ -5447,12 +5153,6 @@
         </w:tc>
       </w:tr>
       <w:tr>
-        <w:tblPrEx>
-          <w:tblCellMar>
-            <w:top w:w="0" w:type="dxa"/>
-            <w:bottom w:w="0" w:type="dxa"/>
-          </w:tblCellMar>
-        </w:tblPrEx>
         <w:trPr>
           <w:cantSplit/>
         </w:trPr>
@@ -5577,12 +5277,6 @@
         </w:tc>
       </w:tr>
       <w:tr>
-        <w:tblPrEx>
-          <w:tblCellMar>
-            <w:top w:w="0" w:type="dxa"/>
-            <w:bottom w:w="0" w:type="dxa"/>
-          </w:tblCellMar>
-        </w:tblPrEx>
         <w:trPr>
           <w:cantSplit/>
         </w:trPr>
@@ -5707,12 +5401,6 @@
         </w:tc>
       </w:tr>
       <w:tr>
-        <w:tblPrEx>
-          <w:tblCellMar>
-            <w:top w:w="0" w:type="dxa"/>
-            <w:bottom w:w="0" w:type="dxa"/>
-          </w:tblCellMar>
-        </w:tblPrEx>
         <w:trPr>
           <w:cantSplit/>
         </w:trPr>
@@ -5837,12 +5525,6 @@
         </w:tc>
       </w:tr>
       <w:tr>
-        <w:tblPrEx>
-          <w:tblCellMar>
-            <w:top w:w="0" w:type="dxa"/>
-            <w:bottom w:w="0" w:type="dxa"/>
-          </w:tblCellMar>
-        </w:tblPrEx>
         <w:trPr>
           <w:cantSplit/>
         </w:trPr>
@@ -5967,12 +5649,6 @@
         </w:tc>
       </w:tr>
       <w:tr>
-        <w:tblPrEx>
-          <w:tblCellMar>
-            <w:top w:w="0" w:type="dxa"/>
-            <w:bottom w:w="0" w:type="dxa"/>
-          </w:tblCellMar>
-        </w:tblPrEx>
         <w:trPr>
           <w:cantSplit/>
         </w:trPr>
@@ -6097,12 +5773,6 @@
         </w:tc>
       </w:tr>
       <w:tr>
-        <w:tblPrEx>
-          <w:tblCellMar>
-            <w:top w:w="0" w:type="dxa"/>
-            <w:bottom w:w="0" w:type="dxa"/>
-          </w:tblCellMar>
-        </w:tblPrEx>
         <w:trPr>
           <w:cantSplit/>
         </w:trPr>
@@ -6227,12 +5897,6 @@
         </w:tc>
       </w:tr>
       <w:tr>
-        <w:tblPrEx>
-          <w:tblCellMar>
-            <w:top w:w="0" w:type="dxa"/>
-            <w:bottom w:w="0" w:type="dxa"/>
-          </w:tblCellMar>
-        </w:tblPrEx>
         <w:trPr>
           <w:cantSplit/>
         </w:trPr>
@@ -6357,12 +6021,6 @@
         </w:tc>
       </w:tr>
       <w:tr>
-        <w:tblPrEx>
-          <w:tblCellMar>
-            <w:top w:w="0" w:type="dxa"/>
-            <w:bottom w:w="0" w:type="dxa"/>
-          </w:tblCellMar>
-        </w:tblPrEx>
         <w:trPr>
           <w:cantSplit/>
         </w:trPr>
@@ -6585,12 +6243,6 @@
         <w:gridCol w:w="2500"/>
       </w:tblGrid>
       <w:tr>
-        <w:tblPrEx>
-          <w:tblCellMar>
-            <w:top w:w="0" w:type="dxa"/>
-            <w:bottom w:w="0" w:type="dxa"/>
-          </w:tblCellMar>
-        </w:tblPrEx>
         <w:trPr>
           <w:cantSplit/>
         </w:trPr>
@@ -6672,12 +6324,6 @@
         </w:tc>
       </w:tr>
       <w:tr>
-        <w:tblPrEx>
-          <w:tblCellMar>
-            <w:top w:w="0" w:type="dxa"/>
-            <w:bottom w:w="0" w:type="dxa"/>
-          </w:tblCellMar>
-        </w:tblPrEx>
         <w:trPr>
           <w:cantSplit/>
         </w:trPr>
@@ -6751,12 +6397,6 @@
         </w:tc>
       </w:tr>
       <w:tr>
-        <w:tblPrEx>
-          <w:tblCellMar>
-            <w:top w:w="0" w:type="dxa"/>
-            <w:bottom w:w="0" w:type="dxa"/>
-          </w:tblCellMar>
-        </w:tblPrEx>
         <w:trPr>
           <w:cantSplit/>
         </w:trPr>
@@ -6830,12 +6470,6 @@
         </w:tc>
       </w:tr>
       <w:tr>
-        <w:tblPrEx>
-          <w:tblCellMar>
-            <w:top w:w="0" w:type="dxa"/>
-            <w:bottom w:w="0" w:type="dxa"/>
-          </w:tblCellMar>
-        </w:tblPrEx>
         <w:trPr>
           <w:cantSplit/>
         </w:trPr>
@@ -6909,12 +6543,6 @@
         </w:tc>
       </w:tr>
       <w:tr>
-        <w:tblPrEx>
-          <w:tblCellMar>
-            <w:top w:w="0" w:type="dxa"/>
-            <w:bottom w:w="0" w:type="dxa"/>
-          </w:tblCellMar>
-        </w:tblPrEx>
         <w:trPr>
           <w:cantSplit/>
         </w:trPr>
@@ -6989,12 +6617,6 @@
         </w:tc>
       </w:tr>
       <w:tr>
-        <w:tblPrEx>
-          <w:tblCellMar>
-            <w:top w:w="0" w:type="dxa"/>
-            <w:bottom w:w="0" w:type="dxa"/>
-          </w:tblCellMar>
-        </w:tblPrEx>
         <w:trPr>
           <w:cantSplit/>
         </w:trPr>
@@ -7068,12 +6690,6 @@
         </w:tc>
       </w:tr>
       <w:tr>
-        <w:tblPrEx>
-          <w:tblCellMar>
-            <w:top w:w="0" w:type="dxa"/>
-            <w:bottom w:w="0" w:type="dxa"/>
-          </w:tblCellMar>
-        </w:tblPrEx>
         <w:trPr>
           <w:cantSplit/>
         </w:trPr>
@@ -7147,12 +6763,6 @@
         </w:tc>
       </w:tr>
       <w:tr>
-        <w:tblPrEx>
-          <w:tblCellMar>
-            <w:top w:w="0" w:type="dxa"/>
-            <w:bottom w:w="0" w:type="dxa"/>
-          </w:tblCellMar>
-        </w:tblPrEx>
         <w:trPr>
           <w:cantSplit/>
         </w:trPr>
@@ -7226,12 +6836,6 @@
         </w:tc>
       </w:tr>
       <w:tr>
-        <w:tblPrEx>
-          <w:tblCellMar>
-            <w:top w:w="0" w:type="dxa"/>
-            <w:bottom w:w="0" w:type="dxa"/>
-          </w:tblCellMar>
-        </w:tblPrEx>
         <w:trPr>
           <w:cantSplit/>
         </w:trPr>
@@ -7305,12 +6909,6 @@
         </w:tc>
       </w:tr>
       <w:tr>
-        <w:tblPrEx>
-          <w:tblCellMar>
-            <w:top w:w="0" w:type="dxa"/>
-            <w:bottom w:w="0" w:type="dxa"/>
-          </w:tblCellMar>
-        </w:tblPrEx>
         <w:trPr>
           <w:cantSplit/>
         </w:trPr>
@@ -7384,12 +6982,6 @@
         </w:tc>
       </w:tr>
       <w:tr>
-        <w:tblPrEx>
-          <w:tblCellMar>
-            <w:top w:w="0" w:type="dxa"/>
-            <w:bottom w:w="0" w:type="dxa"/>
-          </w:tblCellMar>
-        </w:tblPrEx>
         <w:trPr>
           <w:cantSplit/>
         </w:trPr>
@@ -7463,12 +7055,6 @@
         </w:tc>
       </w:tr>
       <w:tr>
-        <w:tblPrEx>
-          <w:tblCellMar>
-            <w:top w:w="0" w:type="dxa"/>
-            <w:bottom w:w="0" w:type="dxa"/>
-          </w:tblCellMar>
-        </w:tblPrEx>
         <w:trPr>
           <w:cantSplit/>
         </w:trPr>
@@ -7542,12 +7128,6 @@
         </w:tc>
       </w:tr>
       <w:tr>
-        <w:tblPrEx>
-          <w:tblCellMar>
-            <w:top w:w="0" w:type="dxa"/>
-            <w:bottom w:w="0" w:type="dxa"/>
-          </w:tblCellMar>
-        </w:tblPrEx>
         <w:trPr>
           <w:cantSplit/>
         </w:trPr>
@@ -7621,12 +7201,6 @@
         </w:tc>
       </w:tr>
       <w:tr>
-        <w:tblPrEx>
-          <w:tblCellMar>
-            <w:top w:w="0" w:type="dxa"/>
-            <w:bottom w:w="0" w:type="dxa"/>
-          </w:tblCellMar>
-        </w:tblPrEx>
         <w:trPr>
           <w:cantSplit/>
         </w:trPr>
@@ -7700,12 +7274,6 @@
         </w:tc>
       </w:tr>
       <w:tr>
-        <w:tblPrEx>
-          <w:tblCellMar>
-            <w:top w:w="0" w:type="dxa"/>
-            <w:bottom w:w="0" w:type="dxa"/>
-          </w:tblCellMar>
-        </w:tblPrEx>
         <w:trPr>
           <w:cantSplit/>
         </w:trPr>
@@ -7783,12 +7351,6 @@
         </w:tc>
       </w:tr>
       <w:tr>
-        <w:tblPrEx>
-          <w:tblCellMar>
-            <w:top w:w="0" w:type="dxa"/>
-            <w:bottom w:w="0" w:type="dxa"/>
-          </w:tblCellMar>
-        </w:tblPrEx>
         <w:trPr>
           <w:cantSplit/>
         </w:trPr>
@@ -7866,12 +7428,6 @@
         </w:tc>
       </w:tr>
       <w:tr>
-        <w:tblPrEx>
-          <w:tblCellMar>
-            <w:top w:w="0" w:type="dxa"/>
-            <w:bottom w:w="0" w:type="dxa"/>
-          </w:tblCellMar>
-        </w:tblPrEx>
         <w:trPr>
           <w:cantSplit/>
         </w:trPr>
@@ -7945,12 +7501,6 @@
         </w:tc>
       </w:tr>
       <w:tr>
-        <w:tblPrEx>
-          <w:tblCellMar>
-            <w:top w:w="0" w:type="dxa"/>
-            <w:bottom w:w="0" w:type="dxa"/>
-          </w:tblCellMar>
-        </w:tblPrEx>
         <w:trPr>
           <w:cantSplit/>
         </w:trPr>
@@ -8024,12 +7574,6 @@
         </w:tc>
       </w:tr>
       <w:tr>
-        <w:tblPrEx>
-          <w:tblCellMar>
-            <w:top w:w="0" w:type="dxa"/>
-            <w:bottom w:w="0" w:type="dxa"/>
-          </w:tblCellMar>
-        </w:tblPrEx>
         <w:trPr>
           <w:cantSplit/>
         </w:trPr>
@@ -8103,12 +7647,6 @@
         </w:tc>
       </w:tr>
       <w:tr>
-        <w:tblPrEx>
-          <w:tblCellMar>
-            <w:top w:w="0" w:type="dxa"/>
-            <w:bottom w:w="0" w:type="dxa"/>
-          </w:tblCellMar>
-        </w:tblPrEx>
         <w:trPr>
           <w:cantSplit/>
         </w:trPr>
@@ -8182,12 +7720,6 @@
         </w:tc>
       </w:tr>
       <w:tr>
-        <w:tblPrEx>
-          <w:tblCellMar>
-            <w:top w:w="0" w:type="dxa"/>
-            <w:bottom w:w="0" w:type="dxa"/>
-          </w:tblCellMar>
-        </w:tblPrEx>
         <w:trPr>
           <w:cantSplit/>
         </w:trPr>
@@ -8261,12 +7793,6 @@
         </w:tc>
       </w:tr>
       <w:tr>
-        <w:tblPrEx>
-          <w:tblCellMar>
-            <w:top w:w="0" w:type="dxa"/>
-            <w:bottom w:w="0" w:type="dxa"/>
-          </w:tblCellMar>
-        </w:tblPrEx>
         <w:trPr>
           <w:cantSplit/>
         </w:trPr>
@@ -8340,12 +7866,6 @@
         </w:tc>
       </w:tr>
       <w:tr>
-        <w:tblPrEx>
-          <w:tblCellMar>
-            <w:top w:w="0" w:type="dxa"/>
-            <w:bottom w:w="0" w:type="dxa"/>
-          </w:tblCellMar>
-        </w:tblPrEx>
         <w:trPr>
           <w:cantSplit/>
         </w:trPr>
@@ -8419,12 +7939,6 @@
         </w:tc>
       </w:tr>
       <w:tr>
-        <w:tblPrEx>
-          <w:tblCellMar>
-            <w:top w:w="0" w:type="dxa"/>
-            <w:bottom w:w="0" w:type="dxa"/>
-          </w:tblCellMar>
-        </w:tblPrEx>
         <w:trPr>
           <w:cantSplit/>
         </w:trPr>
@@ -8498,12 +8012,6 @@
         </w:tc>
       </w:tr>
       <w:tr>
-        <w:tblPrEx>
-          <w:tblCellMar>
-            <w:top w:w="0" w:type="dxa"/>
-            <w:bottom w:w="0" w:type="dxa"/>
-          </w:tblCellMar>
-        </w:tblPrEx>
         <w:trPr>
           <w:cantSplit/>
         </w:trPr>
@@ -8577,12 +8085,6 @@
         </w:tc>
       </w:tr>
       <w:tr>
-        <w:tblPrEx>
-          <w:tblCellMar>
-            <w:top w:w="0" w:type="dxa"/>
-            <w:bottom w:w="0" w:type="dxa"/>
-          </w:tblCellMar>
-        </w:tblPrEx>
         <w:trPr>
           <w:cantSplit/>
         </w:trPr>
@@ -8656,12 +8158,6 @@
         </w:tc>
       </w:tr>
       <w:tr>
-        <w:tblPrEx>
-          <w:tblCellMar>
-            <w:top w:w="0" w:type="dxa"/>
-            <w:bottom w:w="0" w:type="dxa"/>
-          </w:tblCellMar>
-        </w:tblPrEx>
         <w:trPr>
           <w:cantSplit/>
         </w:trPr>
@@ -13300,12 +12796,6 @@
         <w:gridCol w:w="1900"/>
       </w:tblGrid>
       <w:tr>
-        <w:tblPrEx>
-          <w:tblCellMar>
-            <w:top w:w="0" w:type="dxa"/>
-            <w:bottom w:w="0" w:type="dxa"/>
-          </w:tblCellMar>
-        </w:tblPrEx>
         <w:trPr>
           <w:cantSplit/>
         </w:trPr>
@@ -13388,12 +12878,6 @@
         </w:tc>
       </w:tr>
       <w:tr>
-        <w:tblPrEx>
-          <w:tblCellMar>
-            <w:top w:w="0" w:type="dxa"/>
-            <w:bottom w:w="0" w:type="dxa"/>
-          </w:tblCellMar>
-        </w:tblPrEx>
         <w:trPr>
           <w:cantSplit/>
         </w:trPr>
@@ -13467,12 +12951,6 @@
         </w:tc>
       </w:tr>
       <w:tr>
-        <w:tblPrEx>
-          <w:tblCellMar>
-            <w:top w:w="0" w:type="dxa"/>
-            <w:bottom w:w="0" w:type="dxa"/>
-          </w:tblCellMar>
-        </w:tblPrEx>
         <w:trPr>
           <w:cantSplit/>
         </w:trPr>
@@ -13546,12 +13024,6 @@
         </w:tc>
       </w:tr>
       <w:tr>
-        <w:tblPrEx>
-          <w:tblCellMar>
-            <w:top w:w="0" w:type="dxa"/>
-            <w:bottom w:w="0" w:type="dxa"/>
-          </w:tblCellMar>
-        </w:tblPrEx>
         <w:trPr>
           <w:cantSplit/>
         </w:trPr>
@@ -13625,12 +13097,6 @@
         </w:tc>
       </w:tr>
       <w:tr>
-        <w:tblPrEx>
-          <w:tblCellMar>
-            <w:top w:w="0" w:type="dxa"/>
-            <w:bottom w:w="0" w:type="dxa"/>
-          </w:tblCellMar>
-        </w:tblPrEx>
         <w:trPr>
           <w:cantSplit/>
         </w:trPr>
@@ -13746,7 +13212,7 @@
 </file>
 
 <file path=word/endnotes.xml><?xml version="1.0" encoding="utf-8"?>
-<w:endnotes xmlns:wpc="http://schemas.microsoft.com/office/word/2010/wordprocessingCanvas" xmlns:cx="http://schemas.microsoft.com/office/drawing/2014/chartex" xmlns:cx1="http://schemas.microsoft.com/office/drawing/2015/9/8/chartex" xmlns:cx2="http://schemas.microsoft.com/office/drawing/2015/10/21/chartex" xmlns:cx3="http://schemas.microsoft.com/office/drawing/2016/5/9/chartex" xmlns:cx4="http://schemas.microsoft.com/office/drawing/2016/5/10/chartex" xmlns:cx5="http://schemas.microsoft.com/office/drawing/2016/5/11/chartex" xmlns:cx6="http://schemas.microsoft.com/office/drawing/2016/5/12/chartex" xmlns:cx7="http://schemas.microsoft.com/office/drawing/2016/5/13/chartex" xmlns:cx8="http://schemas.microsoft.com/office/drawing/2016/5/14/chartex" xmlns:mc="http://schemas.openxmlformats.org/markup-compatibility/2006" xmlns:aink="http://schemas.microsoft.com/office/drawing/2016/ink" xmlns:am3d="http://schemas.microsoft.com/office/drawing/2017/model3d" xmlns:o="urn:schemas-microsoft-com:office:office" xmlns:oel="http://schemas.microsoft.com/office/2019/extlst" xmlns:r="http://schemas.openxmlformats.org/officeDocument/2006/relationships" xmlns:m="http://schemas.openxmlformats.org/officeDocument/2006/math" xmlns:v="urn:schemas-microsoft-com:vml" xmlns:wp14="http://schemas.microsoft.com/office/word/2010/wordprocessingDrawing" xmlns:wp="http://schemas.openxmlformats.org/drawingml/2006/wordprocessingDrawing" xmlns:w10="urn:schemas-microsoft-com:office:word" xmlns:w="http://schemas.openxmlformats.org/wordprocessingml/2006/main" xmlns:w14="http://schemas.microsoft.com/office/word/2010/wordml" xmlns:w15="http://schemas.microsoft.com/office/word/2012/wordml" xmlns:w16cex="http://schemas.microsoft.com/office/word/2018/wordml/cex" xmlns:w16cid="http://schemas.microsoft.com/office/word/2016/wordml/cid" xmlns:w16="http://schemas.microsoft.com/office/word/2018/wordml" xmlns:w16du="http://schemas.microsoft.com/office/word/2023/wordml/word16du" xmlns:w16sdtdh="http://schemas.microsoft.com/office/word/2020/wordml/sdtdatahash" xmlns:w16sdtfl="http://schemas.microsoft.com/office/word/2024/wordml/sdtformatlock" xmlns:w16se="http://schemas.microsoft.com/office/word/2015/wordml/symex" xmlns:wpg="http://schemas.microsoft.com/office/word/2010/wordprocessingGroup" xmlns:wpi="http://schemas.microsoft.com/office/word/2010/wordprocessingInk" xmlns:wne="http://schemas.microsoft.com/office/word/2006/wordml" xmlns:wps="http://schemas.microsoft.com/office/word/2010/wordprocessingShape" mc:Ignorable="w14 w15 w16se w16cid w16 w16cex w16sdtdh w16sdtfl w16du wp14">
+<w:endnotes xmlns:wpc="http://schemas.microsoft.com/office/word/2010/wordprocessingCanvas" xmlns:cx="http://schemas.microsoft.com/office/drawing/2014/chartex" xmlns:cx1="http://schemas.microsoft.com/office/drawing/2015/9/8/chartex" xmlns:cx2="http://schemas.microsoft.com/office/drawing/2015/10/21/chartex" xmlns:cx3="http://schemas.microsoft.com/office/drawing/2016/5/9/chartex" xmlns:cx4="http://schemas.microsoft.com/office/drawing/2016/5/10/chartex" xmlns:cx5="http://schemas.microsoft.com/office/drawing/2016/5/11/chartex" xmlns:cx6="http://schemas.microsoft.com/office/drawing/2016/5/12/chartex" xmlns:cx7="http://schemas.microsoft.com/office/drawing/2016/5/13/chartex" xmlns:cx8="http://schemas.microsoft.com/office/drawing/2016/5/14/chartex" xmlns:mc="http://schemas.openxmlformats.org/markup-compatibility/2006" xmlns:aink="http://schemas.microsoft.com/office/drawing/2016/ink" xmlns:am3d="http://schemas.microsoft.com/office/drawing/2017/model3d" xmlns:o="urn:schemas-microsoft-com:office:office" xmlns:oel="http://schemas.microsoft.com/office/2019/extlst" xmlns:r="http://schemas.openxmlformats.org/officeDocument/2006/relationships" xmlns:m="http://schemas.openxmlformats.org/officeDocument/2006/math" xmlns:v="urn:schemas-microsoft-com:vml" xmlns:wp14="http://schemas.microsoft.com/office/word/2010/wordprocessingDrawing" xmlns:wp="http://schemas.openxmlformats.org/drawingml/2006/wordprocessingDrawing" xmlns:w10="urn:schemas-microsoft-com:office:word" xmlns:w="http://schemas.openxmlformats.org/wordprocessingml/2006/main" xmlns:w14="http://schemas.microsoft.com/office/word/2010/wordml" xmlns:w15="http://schemas.microsoft.com/office/word/2012/wordml" xmlns:w16cex="http://schemas.microsoft.com/office/word/2018/wordml/cex" xmlns:w16cid="http://schemas.microsoft.com/office/word/2016/wordml/cid" xmlns:w16="http://schemas.microsoft.com/office/word/2018/wordml" xmlns:w16sdtdh="http://schemas.microsoft.com/office/word/2020/wordml/sdtdatahash" xmlns:w16se="http://schemas.microsoft.com/office/word/2015/wordml/symex" xmlns:wpg="http://schemas.microsoft.com/office/word/2010/wordprocessingGroup" xmlns:wpi="http://schemas.microsoft.com/office/word/2010/wordprocessingInk" xmlns:wne="http://schemas.microsoft.com/office/word/2006/wordml" xmlns:wps="http://schemas.microsoft.com/office/word/2010/wordprocessingShape" mc:Ignorable="w14 w15 w16se w16cid w16 w16cex w16sdtdh wp14">
   <w:endnote w:type="separator" w:id="-1">
     <w:p>
       <w:pPr>
@@ -13771,7 +13237,7 @@
 </file>
 
 <file path=word/footer1.xml><?xml version="1.0" encoding="utf-8"?>
-<w:ftr xmlns:wpc="http://schemas.microsoft.com/office/word/2010/wordprocessingCanvas" xmlns:cx="http://schemas.microsoft.com/office/drawing/2014/chartex" xmlns:cx1="http://schemas.microsoft.com/office/drawing/2015/9/8/chartex" xmlns:cx2="http://schemas.microsoft.com/office/drawing/2015/10/21/chartex" xmlns:cx3="http://schemas.microsoft.com/office/drawing/2016/5/9/chartex" xmlns:cx4="http://schemas.microsoft.com/office/drawing/2016/5/10/chartex" xmlns:cx5="http://schemas.microsoft.com/office/drawing/2016/5/11/chartex" xmlns:cx6="http://schemas.microsoft.com/office/drawing/2016/5/12/chartex" xmlns:cx7="http://schemas.microsoft.com/office/drawing/2016/5/13/chartex" xmlns:cx8="http://schemas.microsoft.com/office/drawing/2016/5/14/chartex" xmlns:mc="http://schemas.openxmlformats.org/markup-compatibility/2006" xmlns:aink="http://schemas.microsoft.com/office/drawing/2016/ink" xmlns:am3d="http://schemas.microsoft.com/office/drawing/2017/model3d" xmlns:o="urn:schemas-microsoft-com:office:office" xmlns:oel="http://schemas.microsoft.com/office/2019/extlst" xmlns:r="http://schemas.openxmlformats.org/officeDocument/2006/relationships" xmlns:m="http://schemas.openxmlformats.org/officeDocument/2006/math" xmlns:v="urn:schemas-microsoft-com:vml" xmlns:wp14="http://schemas.microsoft.com/office/word/2010/wordprocessingDrawing" xmlns:wp="http://schemas.openxmlformats.org/drawingml/2006/wordprocessingDrawing" xmlns:w10="urn:schemas-microsoft-com:office:word" xmlns:w="http://schemas.openxmlformats.org/wordprocessingml/2006/main" xmlns:w14="http://schemas.microsoft.com/office/word/2010/wordml" xmlns:w15="http://schemas.microsoft.com/office/word/2012/wordml" xmlns:w16cex="http://schemas.microsoft.com/office/word/2018/wordml/cex" xmlns:w16cid="http://schemas.microsoft.com/office/word/2016/wordml/cid" xmlns:w16="http://schemas.microsoft.com/office/word/2018/wordml" xmlns:w16du="http://schemas.microsoft.com/office/word/2023/wordml/word16du" xmlns:w16sdtdh="http://schemas.microsoft.com/office/word/2020/wordml/sdtdatahash" xmlns:w16sdtfl="http://schemas.microsoft.com/office/word/2024/wordml/sdtformatlock" xmlns:w16se="http://schemas.microsoft.com/office/word/2015/wordml/symex" xmlns:wpg="http://schemas.microsoft.com/office/word/2010/wordprocessingGroup" xmlns:wpi="http://schemas.microsoft.com/office/word/2010/wordprocessingInk" xmlns:wne="http://schemas.microsoft.com/office/word/2006/wordml" xmlns:wps="http://schemas.microsoft.com/office/word/2010/wordprocessingShape" mc:Ignorable="w14 w15 w16se w16cid w16 w16cex w16sdtdh w16sdtfl w16du wp14">
+<w:ftr xmlns:wpc="http://schemas.microsoft.com/office/word/2010/wordprocessingCanvas" xmlns:cx="http://schemas.microsoft.com/office/drawing/2014/chartex" xmlns:cx1="http://schemas.microsoft.com/office/drawing/2015/9/8/chartex" xmlns:cx2="http://schemas.microsoft.com/office/drawing/2015/10/21/chartex" xmlns:cx3="http://schemas.microsoft.com/office/drawing/2016/5/9/chartex" xmlns:cx4="http://schemas.microsoft.com/office/drawing/2016/5/10/chartex" xmlns:cx5="http://schemas.microsoft.com/office/drawing/2016/5/11/chartex" xmlns:cx6="http://schemas.microsoft.com/office/drawing/2016/5/12/chartex" xmlns:cx7="http://schemas.microsoft.com/office/drawing/2016/5/13/chartex" xmlns:cx8="http://schemas.microsoft.com/office/drawing/2016/5/14/chartex" xmlns:mc="http://schemas.openxmlformats.org/markup-compatibility/2006" xmlns:aink="http://schemas.microsoft.com/office/drawing/2016/ink" xmlns:am3d="http://schemas.microsoft.com/office/drawing/2017/model3d" xmlns:o="urn:schemas-microsoft-com:office:office" xmlns:oel="http://schemas.microsoft.com/office/2019/extlst" xmlns:r="http://schemas.openxmlformats.org/officeDocument/2006/relationships" xmlns:m="http://schemas.openxmlformats.org/officeDocument/2006/math" xmlns:v="urn:schemas-microsoft-com:vml" xmlns:wp14="http://schemas.microsoft.com/office/word/2010/wordprocessingDrawing" xmlns:wp="http://schemas.openxmlformats.org/drawingml/2006/wordprocessingDrawing" xmlns:w10="urn:schemas-microsoft-com:office:word" xmlns:w="http://schemas.openxmlformats.org/wordprocessingml/2006/main" xmlns:w14="http://schemas.microsoft.com/office/word/2010/wordml" xmlns:w15="http://schemas.microsoft.com/office/word/2012/wordml" xmlns:w16cex="http://schemas.microsoft.com/office/word/2018/wordml/cex" xmlns:w16cid="http://schemas.microsoft.com/office/word/2016/wordml/cid" xmlns:w16="http://schemas.microsoft.com/office/word/2018/wordml" xmlns:w16sdtdh="http://schemas.microsoft.com/office/word/2020/wordml/sdtdatahash" xmlns:w16se="http://schemas.microsoft.com/office/word/2015/wordml/symex" xmlns:wpg="http://schemas.microsoft.com/office/word/2010/wordprocessingGroup" xmlns:wpi="http://schemas.microsoft.com/office/word/2010/wordprocessingInk" xmlns:wne="http://schemas.microsoft.com/office/word/2006/wordml" xmlns:wps="http://schemas.microsoft.com/office/word/2010/wordprocessingShape" mc:Ignorable="w14 w15 w16se w16cid w16 w16cex w16sdtdh wp14">
   <w:p>
     <w:pPr>
       <w:jc w:val="center"/>
@@ -13799,7 +13265,7 @@
 </file>
 
 <file path=word/footnotes.xml><?xml version="1.0" encoding="utf-8"?>
-<w:footnotes xmlns:wpc="http://schemas.microsoft.com/office/word/2010/wordprocessingCanvas" xmlns:cx="http://schemas.microsoft.com/office/drawing/2014/chartex" xmlns:cx1="http://schemas.microsoft.com/office/drawing/2015/9/8/chartex" xmlns:cx2="http://schemas.microsoft.com/office/drawing/2015/10/21/chartex" xmlns:cx3="http://schemas.microsoft.com/office/drawing/2016/5/9/chartex" xmlns:cx4="http://schemas.microsoft.com/office/drawing/2016/5/10/chartex" xmlns:cx5="http://schemas.microsoft.com/office/drawing/2016/5/11/chartex" xmlns:cx6="http://schemas.microsoft.com/office/drawing/2016/5/12/chartex" xmlns:cx7="http://schemas.microsoft.com/office/drawing/2016/5/13/chartex" xmlns:cx8="http://schemas.microsoft.com/office/drawing/2016/5/14/chartex" xmlns:mc="http://schemas.openxmlformats.org/markup-compatibility/2006" xmlns:aink="http://schemas.microsoft.com/office/drawing/2016/ink" xmlns:am3d="http://schemas.microsoft.com/office/drawing/2017/model3d" xmlns:o="urn:schemas-microsoft-com:office:office" xmlns:oel="http://schemas.microsoft.com/office/2019/extlst" xmlns:r="http://schemas.openxmlformats.org/officeDocument/2006/relationships" xmlns:m="http://schemas.openxmlformats.org/officeDocument/2006/math" xmlns:v="urn:schemas-microsoft-com:vml" xmlns:wp14="http://schemas.microsoft.com/office/word/2010/wordprocessingDrawing" xmlns:wp="http://schemas.openxmlformats.org/drawingml/2006/wordprocessingDrawing" xmlns:w10="urn:schemas-microsoft-com:office:word" xmlns:w="http://schemas.openxmlformats.org/wordprocessingml/2006/main" xmlns:w14="http://schemas.microsoft.com/office/word/2010/wordml" xmlns:w15="http://schemas.microsoft.com/office/word/2012/wordml" xmlns:w16cex="http://schemas.microsoft.com/office/word/2018/wordml/cex" xmlns:w16cid="http://schemas.microsoft.com/office/word/2016/wordml/cid" xmlns:w16="http://schemas.microsoft.com/office/word/2018/wordml" xmlns:w16du="http://schemas.microsoft.com/office/word/2023/wordml/word16du" xmlns:w16sdtdh="http://schemas.microsoft.com/office/word/2020/wordml/sdtdatahash" xmlns:w16sdtfl="http://schemas.microsoft.com/office/word/2024/wordml/sdtformatlock" xmlns:w16se="http://schemas.microsoft.com/office/word/2015/wordml/symex" xmlns:wpg="http://schemas.microsoft.com/office/word/2010/wordprocessingGroup" xmlns:wpi="http://schemas.microsoft.com/office/word/2010/wordprocessingInk" xmlns:wne="http://schemas.microsoft.com/office/word/2006/wordml" xmlns:wps="http://schemas.microsoft.com/office/word/2010/wordprocessingShape" mc:Ignorable="w14 w15 w16se w16cid w16 w16cex w16sdtdh w16sdtfl w16du wp14">
+<w:footnotes xmlns:wpc="http://schemas.microsoft.com/office/word/2010/wordprocessingCanvas" xmlns:cx="http://schemas.microsoft.com/office/drawing/2014/chartex" xmlns:cx1="http://schemas.microsoft.com/office/drawing/2015/9/8/chartex" xmlns:cx2="http://schemas.microsoft.com/office/drawing/2015/10/21/chartex" xmlns:cx3="http://schemas.microsoft.com/office/drawing/2016/5/9/chartex" xmlns:cx4="http://schemas.microsoft.com/office/drawing/2016/5/10/chartex" xmlns:cx5="http://schemas.microsoft.com/office/drawing/2016/5/11/chartex" xmlns:cx6="http://schemas.microsoft.com/office/drawing/2016/5/12/chartex" xmlns:cx7="http://schemas.microsoft.com/office/drawing/2016/5/13/chartex" xmlns:cx8="http://schemas.microsoft.com/office/drawing/2016/5/14/chartex" xmlns:mc="http://schemas.openxmlformats.org/markup-compatibility/2006" xmlns:aink="http://schemas.microsoft.com/office/drawing/2016/ink" xmlns:am3d="http://schemas.microsoft.com/office/drawing/2017/model3d" xmlns:o="urn:schemas-microsoft-com:office:office" xmlns:oel="http://schemas.microsoft.com/office/2019/extlst" xmlns:r="http://schemas.openxmlformats.org/officeDocument/2006/relationships" xmlns:m="http://schemas.openxmlformats.org/officeDocument/2006/math" xmlns:v="urn:schemas-microsoft-com:vml" xmlns:wp14="http://schemas.microsoft.com/office/word/2010/wordprocessingDrawing" xmlns:wp="http://schemas.openxmlformats.org/drawingml/2006/wordprocessingDrawing" xmlns:w10="urn:schemas-microsoft-com:office:word" xmlns:w="http://schemas.openxmlformats.org/wordprocessingml/2006/main" xmlns:w14="http://schemas.microsoft.com/office/word/2010/wordml" xmlns:w15="http://schemas.microsoft.com/office/word/2012/wordml" xmlns:w16cex="http://schemas.microsoft.com/office/word/2018/wordml/cex" xmlns:w16cid="http://schemas.microsoft.com/office/word/2016/wordml/cid" xmlns:w16="http://schemas.microsoft.com/office/word/2018/wordml" xmlns:w16sdtdh="http://schemas.microsoft.com/office/word/2020/wordml/sdtdatahash" xmlns:w16se="http://schemas.microsoft.com/office/word/2015/wordml/symex" xmlns:wpg="http://schemas.microsoft.com/office/word/2010/wordprocessingGroup" xmlns:wpi="http://schemas.microsoft.com/office/word/2010/wordprocessingInk" xmlns:wne="http://schemas.microsoft.com/office/word/2006/wordml" xmlns:wps="http://schemas.microsoft.com/office/word/2010/wordprocessingShape" mc:Ignorable="w14 w15 w16se w16cid w16 w16cex w16sdtdh wp14">
   <w:footnote w:type="separator" w:id="-1">
     <w:p>
       <w:pPr>
@@ -13824,7 +13290,7 @@
 </file>
 
 <file path=word/styles.xml><?xml version="1.0" encoding="utf-8"?>
-<w:styles xmlns:mc="http://schemas.openxmlformats.org/markup-compatibility/2006" xmlns:r="http://schemas.openxmlformats.org/officeDocument/2006/relationships" xmlns:w="http://schemas.openxmlformats.org/wordprocessingml/2006/main" xmlns:w14="http://schemas.microsoft.com/office/word/2010/wordml" xmlns:w15="http://schemas.microsoft.com/office/word/2012/wordml" xmlns:w16cex="http://schemas.microsoft.com/office/word/2018/wordml/cex" xmlns:w16cid="http://schemas.microsoft.com/office/word/2016/wordml/cid" xmlns:w16="http://schemas.microsoft.com/office/word/2018/wordml" xmlns:w16du="http://schemas.microsoft.com/office/word/2023/wordml/word16du" xmlns:w16sdtdh="http://schemas.microsoft.com/office/word/2020/wordml/sdtdatahash" xmlns:w16sdtfl="http://schemas.microsoft.com/office/word/2024/wordml/sdtformatlock" xmlns:w16se="http://schemas.microsoft.com/office/word/2015/wordml/symex" mc:Ignorable="w14 w15 w16se w16cid w16 w16cex w16sdtdh w16sdtfl w16du">
+<w:styles xmlns:mc="http://schemas.openxmlformats.org/markup-compatibility/2006" xmlns:r="http://schemas.openxmlformats.org/officeDocument/2006/relationships" xmlns:w="http://schemas.openxmlformats.org/wordprocessingml/2006/main" xmlns:w14="http://schemas.microsoft.com/office/word/2010/wordml" xmlns:w15="http://schemas.microsoft.com/office/word/2012/wordml" xmlns:w16cex="http://schemas.microsoft.com/office/word/2018/wordml/cex" xmlns:w16cid="http://schemas.microsoft.com/office/word/2016/wordml/cid" xmlns:w16="http://schemas.microsoft.com/office/word/2018/wordml" xmlns:w16sdtdh="http://schemas.microsoft.com/office/word/2020/wordml/sdtdatahash" xmlns:w16se="http://schemas.microsoft.com/office/word/2015/wordml/symex" mc:Ignorable="w14 w15 w16se w16cid w16 w16cex w16sdtdh">
   <w:docDefaults>
     <w:rPrDefault>
       <w:rPr>
